--- a/2do-semestre/almacenamiento/tareas/Actividad 12/Actividad12_AlmacenamientoGBD_CarlosPulidoRosas.docx
+++ b/2do-semestre/almacenamiento/tareas/Actividad 12/Actividad12_AlmacenamientoGBD_CarlosPulidoRosas.docx
@@ -323,7 +323,7 @@
                 <w:color w:val="1A237E"/>
                 <w:lang w:val="es-MX"/>
               </w:rPr>
-              <w:t>Actividad 8 — Modelos de regresion con BigData</w:t>
+              <w:t>Actividad 12 — Modelos de regresion con BigData</w:t>
             </w:r>
           </w:p>
         </w:tc>
